--- a/머신러닝-데이터분석-기초/회귀와_선형회귀_학습지.docx
+++ b/머신러닝-데이터분석-기초/회귀와_선형회귀_학습지.docx
@@ -3416,473 +3416,6 @@
         </w:tc>
       </w:tr>
     </w:tbl>
-    <w:p>
-      <w:r>
-        <w:br w:type="page"/>
-      </w:r>
-    </w:p>
-    <w:p>
-      <w:pPr>
-        <w:pStyle w:val="Heading1"/>
-      </w:pPr>
-      <w:r>
-        <w:t xml:space="preserve">6. 확인 퀴즈</w:t>
-      </w:r>
-    </w:p>
-    <w:p>
-      <w:pPr>
-        <w:spacing w:after="120" w:line="276"/>
-      </w:pPr>
-      <w:r>
-        <w:t xml:space="preserve">총 10문항. 풀어본 뒤 다음 페이지 정답으로 채점하세요.</w:t>
-      </w:r>
-    </w:p>
-    <w:p>
-      <w:pPr>
-        <w:pStyle w:val="ListParagraph"/>
-        <w:numPr>
-          <w:ilvl w:val="0"/>
-          <w:numId w:val="3"/>
-        </w:numPr>
-        <w:spacing w:after="80" w:line="264"/>
-      </w:pPr>
-      <w:r>
-        <w:t xml:space="preserve">회귀와 분류의 결과값 형태는 각각 무엇인가?</w:t>
-      </w:r>
-    </w:p>
-    <w:p>
-      <w:pPr>
-        <w:pStyle w:val="ListParagraph"/>
-        <w:numPr>
-          <w:ilvl w:val="0"/>
-          <w:numId w:val="3"/>
-        </w:numPr>
-        <w:spacing w:after="80" w:line="264"/>
-      </w:pPr>
-      <w:r>
-        <w:t xml:space="preserve">이름은 '회귀'지만 실제로는 분류에 쓰이는 대표 모델은?</w:t>
-      </w:r>
-    </w:p>
-    <w:p>
-      <w:pPr>
-        <w:pStyle w:val="ListParagraph"/>
-        <w:numPr>
-          <w:ilvl w:val="0"/>
-          <w:numId w:val="3"/>
-        </w:numPr>
-        <w:spacing w:after="80" w:line="264"/>
-      </w:pPr>
-      <w:r>
-        <w:t xml:space="preserve">선형 회귀식 Y = wX + b 에서 w와 b는 각각 무엇을 뜻하는가?</w:t>
-      </w:r>
-    </w:p>
-    <w:p>
-      <w:pPr>
-        <w:pStyle w:val="ListParagraph"/>
-        <w:numPr>
-          <w:ilvl w:val="0"/>
-          <w:numId w:val="3"/>
-        </w:numPr>
-        <w:spacing w:after="80" w:line="264"/>
-      </w:pPr>
-      <w:r>
-        <w:t xml:space="preserve">전체 잔차의 제곱합을 최소화해 최적의 직선을 찾는 방법의 이름은?</w:t>
-      </w:r>
-    </w:p>
-    <w:p>
-      <w:pPr>
-        <w:pStyle w:val="ListParagraph"/>
-        <w:numPr>
-          <w:ilvl w:val="0"/>
-          <w:numId w:val="3"/>
-        </w:numPr>
-        <w:spacing w:after="80" w:line="264"/>
-      </w:pPr>
-      <w:r>
-        <w:t xml:space="preserve">선형 회귀 4가지 가정을 모두 쓰시오.</w:t>
-      </w:r>
-    </w:p>
-    <w:p>
-      <w:pPr>
-        <w:pStyle w:val="ListParagraph"/>
-        <w:numPr>
-          <w:ilvl w:val="0"/>
-          <w:numId w:val="3"/>
-        </w:numPr>
-        <w:spacing w:after="80" w:line="264"/>
-      </w:pPr>
-      <w:r>
-        <w:t xml:space="preserve">'정규성' 가정은 데이터 자체가 정규분포여야 한다는 뜻인가? 정확히 무엇이 정규분포여야 하는가?</w:t>
-      </w:r>
-    </w:p>
-    <w:p>
-      <w:pPr>
-        <w:pStyle w:val="ListParagraph"/>
-        <w:numPr>
-          <w:ilvl w:val="0"/>
-          <w:numId w:val="3"/>
-        </w:numPr>
-        <w:spacing w:after="80" w:line="264"/>
-      </w:pPr>
-      <w:r>
-        <w:t xml:space="preserve">MSE와 MAE 중 이상치에 더 민감한 지표는?</w:t>
-      </w:r>
-    </w:p>
-    <w:p>
-      <w:pPr>
-        <w:pStyle w:val="ListParagraph"/>
-        <w:numPr>
-          <w:ilvl w:val="0"/>
-          <w:numId w:val="3"/>
-        </w:numPr>
-        <w:spacing w:after="80" w:line="264"/>
-      </w:pPr>
-      <w:r>
-        <w:t xml:space="preserve">RMSE가 MSE보다 해석이 쉬운 이유는?</w:t>
-      </w:r>
-    </w:p>
-    <w:p>
-      <w:pPr>
-        <w:pStyle w:val="ListParagraph"/>
-        <w:numPr>
-          <w:ilvl w:val="0"/>
-          <w:numId w:val="3"/>
-        </w:numPr>
-        <w:spacing w:after="80" w:line="264"/>
-      </w:pPr>
-      <w:r>
-        <w:t xml:space="preserve">sklearn에서 모델 학습과 예측에 쓰는 메서드 이름은 각각 무엇인가?</w:t>
-      </w:r>
-    </w:p>
-    <w:p>
-      <w:pPr>
-        <w:pStyle w:val="ListParagraph"/>
-        <w:numPr>
-          <w:ilvl w:val="0"/>
-          <w:numId w:val="3"/>
-        </w:numPr>
-        <w:spacing w:after="80" w:line="264"/>
-      </w:pPr>
-      <w:r>
-        <w:t xml:space="preserve">결정계수 R²가 0.8이라면 무슨 의미이며, 변수 개수를 보정한 지표는?</w:t>
-      </w:r>
-    </w:p>
-    <w:p>
-      <w:r>
-        <w:br w:type="page"/>
-      </w:r>
-    </w:p>
-    <w:p>
-      <w:pPr>
-        <w:pStyle w:val="Heading1"/>
-      </w:pPr>
-      <w:r>
-        <w:t xml:space="preserve">정답 및 해설</w:t>
-      </w:r>
-    </w:p>
-    <w:p>
-      <w:pPr>
-        <w:shd w:fill="E2EFDA" w:val="clear"/>
-        <w:spacing w:after="100" w:line="264"/>
-      </w:pPr>
-      <w:r>
-        <w:rPr>
-          <w:b/>
-          <w:bCs/>
-          <w:color w:val="375623"/>
-        </w:rPr>
-        <w:t xml:space="preserve">1. </w:t>
-      </w:r>
-      <w:r>
-        <w:t xml:space="preserve">회귀 = </w:t>
-      </w:r>
-      <w:r>
-        <w:rPr>
-          <w:b/>
-          <w:bCs/>
-        </w:rPr>
-        <w:t xml:space="preserve">연속적인 수치</w:t>
-      </w:r>
-      <w:r>
-        <w:t xml:space="preserve">, 분류 = </w:t>
-      </w:r>
-      <w:r>
-        <w:rPr>
-          <w:b/>
-          <w:bCs/>
-        </w:rPr>
-        <w:t xml:space="preserve">이산적인 범주</w:t>
-      </w:r>
-      <w:r>
-        <w:t xml:space="preserve">.</w:t>
-      </w:r>
-    </w:p>
-    <w:p>
-      <w:pPr>
-        <w:shd w:fill="E2EFDA" w:val="clear"/>
-        <w:spacing w:after="100" w:line="264"/>
-      </w:pPr>
-      <w:r>
-        <w:rPr>
-          <w:b/>
-          <w:bCs/>
-          <w:color w:val="375623"/>
-        </w:rPr>
-        <w:t xml:space="preserve">2. </w:t>
-      </w:r>
-      <w:r>
-        <w:rPr>
-          <w:b/>
-          <w:bCs/>
-        </w:rPr>
-        <w:t xml:space="preserve">LogisticRegression(로지스틱 회귀)</w:t>
-      </w:r>
-      <w:r>
-        <w:t xml:space="preserve"> — 실제로는 이진 분류 모델.</w:t>
-      </w:r>
-    </w:p>
-    <w:p>
-      <w:pPr>
-        <w:shd w:fill="E2EFDA" w:val="clear"/>
-        <w:spacing w:after="100" w:line="264"/>
-      </w:pPr>
-      <w:r>
-        <w:rPr>
-          <w:b/>
-          <w:bCs/>
-          <w:color w:val="375623"/>
-        </w:rPr>
-        <w:t xml:space="preserve">3. </w:t>
-      </w:r>
-      <w:r>
-        <w:rPr>
-          <w:b/>
-          <w:bCs/>
-        </w:rPr>
-        <w:t xml:space="preserve">w = 계수·가중치·기울기</w:t>
-      </w:r>
-      <w:r>
-        <w:t xml:space="preserve">(X의 영향 크기), </w:t>
-      </w:r>
-      <w:r>
-        <w:rPr>
-          <w:b/>
-          <w:bCs/>
-        </w:rPr>
-        <w:t xml:space="preserve">b = 절편·편향</w:t>
-      </w:r>
-      <w:r>
-        <w:t xml:space="preserve">(X가 0일 때 기본값).</w:t>
-      </w:r>
-    </w:p>
-    <w:p>
-      <w:pPr>
-        <w:shd w:fill="E2EFDA" w:val="clear"/>
-        <w:spacing w:after="100" w:line="264"/>
-      </w:pPr>
-      <w:r>
-        <w:rPr>
-          <w:b/>
-          <w:bCs/>
-          <w:color w:val="375623"/>
-        </w:rPr>
-        <w:t xml:space="preserve">4. </w:t>
-      </w:r>
-      <w:r>
-        <w:rPr>
-          <w:b/>
-          <w:bCs/>
-        </w:rPr>
-        <w:t xml:space="preserve">최소제곱법(OLS, Ordinary Least Squares)</w:t>
-      </w:r>
-      <w:r>
-        <w:t xml:space="preserve">.</w:t>
-      </w:r>
-    </w:p>
-    <w:p>
-      <w:pPr>
-        <w:shd w:fill="E2EFDA" w:val="clear"/>
-        <w:spacing w:after="100" w:line="264"/>
-      </w:pPr>
-      <w:r>
-        <w:rPr>
-          <w:b/>
-          <w:bCs/>
-          <w:color w:val="375623"/>
-        </w:rPr>
-        <w:t xml:space="preserve">5. </w:t>
-      </w:r>
-      <w:r>
-        <w:rPr>
-          <w:b/>
-          <w:bCs/>
-        </w:rPr>
-        <w:t xml:space="preserve">선형성, 독립성, 등분산성, 정규성</w:t>
-      </w:r>
-      <w:r>
-        <w:t xml:space="preserve">.</w:t>
-      </w:r>
-    </w:p>
-    <w:p>
-      <w:pPr>
-        <w:shd w:fill="E2EFDA" w:val="clear"/>
-        <w:spacing w:after="100" w:line="264"/>
-      </w:pPr>
-      <w:r>
-        <w:rPr>
-          <w:b/>
-          <w:bCs/>
-          <w:color w:val="375623"/>
-        </w:rPr>
-        <w:t xml:space="preserve">6. </w:t>
-      </w:r>
-      <w:r>
-        <w:t xml:space="preserve">아니다. 데이터가 아니라 </w:t>
-      </w:r>
-      <w:r>
-        <w:rPr>
-          <w:b/>
-          <w:bCs/>
-        </w:rPr>
-        <w:t xml:space="preserve">오차(잔차)가 평균 0의 정규분포</w:t>
-      </w:r>
-      <w:r>
-        <w:t xml:space="preserve">를 따라야 한다.</w:t>
-      </w:r>
-    </w:p>
-    <w:p>
-      <w:pPr>
-        <w:shd w:fill="E2EFDA" w:val="clear"/>
-        <w:spacing w:after="100" w:line="264"/>
-      </w:pPr>
-      <w:r>
-        <w:rPr>
-          <w:b/>
-          <w:bCs/>
-          <w:color w:val="375623"/>
-        </w:rPr>
-        <w:t xml:space="preserve">7. </w:t>
-      </w:r>
-      <w:r>
-        <w:rPr>
-          <w:b/>
-          <w:bCs/>
-        </w:rPr>
-        <w:t xml:space="preserve">MSE</w:t>
-      </w:r>
-      <w:r>
-        <w:t xml:space="preserve">. 오차를 제곱하므로 큰 오차·이상치에 민감하다. (MAE가 더 강건)</w:t>
-      </w:r>
-    </w:p>
-    <w:p>
-      <w:pPr>
-        <w:shd w:fill="E2EFDA" w:val="clear"/>
-        <w:spacing w:after="100" w:line="264"/>
-      </w:pPr>
-      <w:r>
-        <w:rPr>
-          <w:b/>
-          <w:bCs/>
-          <w:color w:val="375623"/>
-        </w:rPr>
-        <w:t xml:space="preserve">8. </w:t>
-      </w:r>
-      <w:r>
-        <w:t xml:space="preserve">MSE는 제곱된 단위라 해석이 어렵지만, </w:t>
-      </w:r>
-      <w:r>
-        <w:rPr>
-          <w:b/>
-          <w:bCs/>
-        </w:rPr>
-        <w:t xml:space="preserve">RMSE는 루트를 씌워 원래 데이터 단위로 되돌리기</w:t>
-      </w:r>
-      <w:r>
-        <w:t xml:space="preserve"> 때문.</w:t>
-      </w:r>
-    </w:p>
-    <w:p>
-      <w:pPr>
-        <w:shd w:fill="E2EFDA" w:val="clear"/>
-        <w:spacing w:after="100" w:line="264"/>
-      </w:pPr>
-      <w:r>
-        <w:rPr>
-          <w:b/>
-          <w:bCs/>
-          <w:color w:val="375623"/>
-        </w:rPr>
-        <w:t xml:space="preserve">9. </w:t>
-      </w:r>
-      <w:r>
-        <w:t xml:space="preserve">학습 = </w:t>
-      </w:r>
-      <w:r>
-        <w:rPr>
-          <w:b/>
-          <w:bCs/>
-        </w:rPr>
-        <w:t xml:space="preserve">fit()</w:t>
-      </w:r>
-      <w:r>
-        <w:t xml:space="preserve">, 예측 = </w:t>
-      </w:r>
-      <w:r>
-        <w:rPr>
-          <w:b/>
-          <w:bCs/>
-        </w:rPr>
-        <w:t xml:space="preserve">predict()</w:t>
-      </w:r>
-      <w:r>
-        <w:t xml:space="preserve">.</w:t>
-      </w:r>
-    </w:p>
-    <w:p>
-      <w:pPr>
-        <w:shd w:fill="E2EFDA" w:val="clear"/>
-        <w:spacing w:after="100" w:line="264"/>
-      </w:pPr>
-      <w:r>
-        <w:rPr>
-          <w:b/>
-          <w:bCs/>
-          <w:color w:val="375623"/>
-        </w:rPr>
-        <w:t xml:space="preserve">10. </w:t>
-      </w:r>
-      <w:r>
-        <w:t xml:space="preserve">모델이 </w:t>
-      </w:r>
-      <w:r>
-        <w:rPr>
-          <w:b/>
-          <w:bCs/>
-        </w:rPr>
-        <w:t xml:space="preserve">데이터 분산의 80%를 설명</w:t>
-      </w:r>
-      <w:r>
-        <w:t xml:space="preserve">한다는 뜻. 변수 개수 보정 지표는 </w:t>
-      </w:r>
-      <w:r>
-        <w:rPr>
-          <w:b/>
-          <w:bCs/>
-        </w:rPr>
-        <w:t xml:space="preserve">Adjusted R²</w:t>
-      </w:r>
-      <w:r>
-        <w:t xml:space="preserve">.</w:t>
-      </w:r>
-    </w:p>
-    <w:p>
-      <w:pPr>
-        <w:spacing w:after="60"/>
-      </w:pPr>
-      <w:r>
-        <w:t xml:space="preserve"/>
-      </w:r>
-    </w:p>
     <w:tbl>
       <w:tblPr>
         <w:tblW w:type="dxa" w:w="9360"/>
